--- a/Assets/CV/Ori_Cohen_CV.docx
+++ b/Assets/CV/Ori_Cohen_CV.docx
@@ -94,7 +94,7 @@
       <w:pPr>
         <w:spacing w:after="60" w:before="0"/>
       </w:pPr>
-      <w:hyperlink w:history="1" r:id="rIdlfoir9rli0nhmuz9pq7mo">
+      <w:hyperlink w:history="1" r:id="rIdlzmdlomztgi12-ejybi1o">
         <w:r>
           <w:rPr>
             <w:rFonts w:ascii="Calibri" w:cs="Calibri" w:eastAsia="Calibri" w:hAnsi="Calibri"/>
@@ -133,7 +133,7 @@
         </w:rPr>
         <w:t xml:space="preserve">  ·  </w:t>
       </w:r>
-      <w:hyperlink w:history="1" r:id="rIdfmqatmlgmm4wbgds63p35">
+      <w:hyperlink w:history="1" r:id="rIdzgwapbcbsibo75n4dcdbr">
         <w:r>
           <w:rPr>
             <w:rFonts w:ascii="Calibri" w:cs="Calibri" w:eastAsia="Calibri" w:hAnsi="Calibri"/>
@@ -154,7 +154,7 @@
         </w:rPr>
         <w:t xml:space="preserve">  ·  </w:t>
       </w:r>
-      <w:hyperlink w:history="1" r:id="rId5zihp-guelwpncfmzzj_0">
+      <w:hyperlink w:history="1" r:id="rIdks7wxcdfga3slqhyanw9o">
         <w:r>
           <w:rPr>
             <w:rFonts w:ascii="Calibri" w:cs="Calibri" w:eastAsia="Calibri" w:hAnsi="Calibri"/>
@@ -177,7 +177,7 @@
     </w:p>
     <w:p>
       <w:pPr>
-        <w:spacing w:after="80" w:before="0"/>
+        <w:spacing w:after="70" w:before="0"/>
       </w:pPr>
       <w:r>
         <w:rPr>
@@ -186,7 +186,7 @@
           <w:sz w:val="18"/>
           <w:szCs w:val="18"/>
         </w:rPr>
-        <w:t xml:space="preserve">Product Design Team Lead with 5+ years building enterprise SaaS end-to-end. Leads 4 designers at Verint. Built LUX 2.0 from scratch — a 1,550-token design system now running across 40+ products used by 10,000+ customers, with a zero-terminal Figma-to-Storybook pipeline that ships design changes to production in under 60 seconds.</w:t>
+        <w:t xml:space="preserve">Product Design Team Lead · 5+ years shipping enterprise SaaS at Verint. Built LUX 2.0 — a 1,550-token design system across 40+ products used by 10,000+ customers, with a zero-terminal Figma-to-Storybook pipeline that ships design changes to production in under 60 seconds.</w:t>
       </w:r>
     </w:p>
     <w:p>
@@ -233,7 +233,7 @@
           </w:tcPr>
           <w:p>
             <w:pPr>
-              <w:spacing w:after="60" w:before="100"/>
+              <w:spacing w:after="50" w:before="80"/>
             </w:pPr>
             <w:r>
               <w:rPr>
@@ -250,7 +250,7 @@
           </w:p>
           <w:p>
             <w:pPr>
-              <w:spacing w:after="20" w:before="60"/>
+              <w:spacing w:after="16" w:before="50"/>
             </w:pPr>
             <w:r>
               <w:rPr>
@@ -280,7 +280,7 @@
           </w:p>
           <w:p>
             <w:pPr>
-              <w:spacing w:after="20" w:before="60"/>
+              <w:spacing w:after="16" w:before="50"/>
             </w:pPr>
             <w:r>
               <w:rPr>
@@ -310,7 +310,7 @@
           </w:p>
           <w:p>
             <w:pPr>
-              <w:spacing w:after="20" w:before="60"/>
+              <w:spacing w:after="16" w:before="50"/>
             </w:pPr>
             <w:r>
               <w:rPr>
@@ -340,7 +340,7 @@
           </w:p>
           <w:p>
             <w:pPr>
-              <w:spacing w:after="20" w:before="60"/>
+              <w:spacing w:after="16" w:before="50"/>
             </w:pPr>
             <w:r>
               <w:rPr>
@@ -370,7 +370,32 @@
           </w:p>
           <w:p>
             <w:pPr>
-              <w:spacing w:after="0" w:before="80"/>
+              <w:spacing w:after="0" w:before="50"/>
+            </w:pPr>
+            <w:r>
+              <w:rPr>
+                <w:rFonts w:ascii="Calibri" w:cs="Calibri" w:eastAsia="Calibri" w:hAnsi="Calibri"/>
+                <w:b/>
+                <w:bCs/>
+                <w:color w:val="5D87A8"/>
+                <w:sz w:val="18"/>
+                <w:szCs w:val="18"/>
+              </w:rPr>
+              <w:t xml:space="preserve">User Research &amp; Testing</w:t>
+            </w:r>
+            <w:r>
+              <w:rPr>
+                <w:rFonts w:ascii="Calibri" w:cs="Calibri" w:eastAsia="Calibri" w:hAnsi="Calibri"/>
+                <w:color w:val="859FB4"/>
+                <w:sz w:val="17"/>
+                <w:szCs w:val="17"/>
+              </w:rPr>
+              <w:t xml:space="preserve">  ·  Interviews, usability testing, synthesis, user journey mapping</w:t>
+            </w:r>
+          </w:p>
+          <w:p>
+            <w:pPr>
+              <w:spacing w:after="0" w:before="60"/>
             </w:pPr>
             <w:r>
               <w:rPr>
@@ -413,7 +438,7 @@
           </w:tcPr>
           <w:p>
             <w:pPr>
-              <w:spacing w:after="60" w:before="100"/>
+              <w:spacing w:after="50" w:before="80"/>
             </w:pPr>
             <w:r>
               <w:rPr>
@@ -519,7 +544,7 @@
     </w:p>
     <w:p>
       <w:pPr>
-        <w:spacing w:after="60" w:before="100"/>
+        <w:spacing w:after="50" w:before="80"/>
       </w:pPr>
       <w:r>
         <w:rPr>
@@ -539,7 +564,7 @@
         <w:tabs>
           <w:tab w:val="right" w:pos="10656"/>
         </w:tabs>
-        <w:spacing w:after="40" w:before="80"/>
+        <w:spacing w:after="36" w:before="70"/>
       </w:pPr>
       <w:r>
         <w:rPr>
@@ -586,7 +611,7 @@
           <w:ilvl w:val="0"/>
           <w:numId w:val="1"/>
         </w:numPr>
-        <w:spacing w:after="40" w:before="0"/>
+        <w:spacing w:after="30" w:before="0"/>
         <w:ind w:left="240" w:hanging="160"/>
       </w:pPr>
       <w:r>
@@ -606,7 +631,7 @@
           <w:ilvl w:val="0"/>
           <w:numId w:val="1"/>
         </w:numPr>
-        <w:spacing w:after="40" w:before="0"/>
+        <w:spacing w:after="30" w:before="0"/>
         <w:ind w:left="240" w:hanging="160"/>
       </w:pPr>
       <w:r>
@@ -626,7 +651,7 @@
           <w:ilvl w:val="0"/>
           <w:numId w:val="1"/>
         </w:numPr>
-        <w:spacing w:after="40" w:before="0"/>
+        <w:spacing w:after="30" w:before="0"/>
         <w:ind w:left="240" w:hanging="160"/>
       </w:pPr>
       <w:r>
@@ -646,7 +671,7 @@
           <w:ilvl w:val="0"/>
           <w:numId w:val="1"/>
         </w:numPr>
-        <w:spacing w:after="40" w:before="0"/>
+        <w:spacing w:after="30" w:before="0"/>
         <w:ind w:left="240" w:hanging="160"/>
       </w:pPr>
       <w:r>
@@ -664,7 +689,7 @@
         <w:tabs>
           <w:tab w:val="right" w:pos="10656"/>
         </w:tabs>
-        <w:spacing w:after="40" w:before="80"/>
+        <w:spacing w:after="36" w:before="70"/>
       </w:pPr>
       <w:r>
         <w:rPr>
@@ -711,7 +736,7 @@
           <w:ilvl w:val="0"/>
           <w:numId w:val="1"/>
         </w:numPr>
-        <w:spacing w:after="40" w:before="0"/>
+        <w:spacing w:after="30" w:before="0"/>
         <w:ind w:left="240" w:hanging="160"/>
       </w:pPr>
       <w:r>
@@ -731,7 +756,7 @@
           <w:ilvl w:val="0"/>
           <w:numId w:val="1"/>
         </w:numPr>
-        <w:spacing w:after="40" w:before="0"/>
+        <w:spacing w:after="30" w:before="0"/>
         <w:ind w:left="240" w:hanging="160"/>
       </w:pPr>
       <w:r>
@@ -751,7 +776,7 @@
           <w:ilvl w:val="0"/>
           <w:numId w:val="1"/>
         </w:numPr>
-        <w:spacing w:after="40" w:before="0"/>
+        <w:spacing w:after="30" w:before="0"/>
         <w:ind w:left="240" w:hanging="160"/>
       </w:pPr>
       <w:r>
@@ -769,7 +794,7 @@
         <w:tabs>
           <w:tab w:val="right" w:pos="10656"/>
         </w:tabs>
-        <w:spacing w:after="40" w:before="80"/>
+        <w:spacing w:after="36" w:before="70"/>
       </w:pPr>
       <w:r>
         <w:rPr>
@@ -816,7 +841,7 @@
           <w:ilvl w:val="0"/>
           <w:numId w:val="1"/>
         </w:numPr>
-        <w:spacing w:after="40" w:before="0"/>
+        <w:spacing w:after="30" w:before="0"/>
         <w:ind w:left="240" w:hanging="160"/>
       </w:pPr>
       <w:r>
@@ -836,7 +861,7 @@
           <w:ilvl w:val="0"/>
           <w:numId w:val="1"/>
         </w:numPr>
-        <w:spacing w:after="40" w:before="0"/>
+        <w:spacing w:after="30" w:before="0"/>
         <w:ind w:left="240" w:hanging="160"/>
       </w:pPr>
       <w:r>
@@ -854,7 +879,7 @@
         <w:tabs>
           <w:tab w:val="right" w:pos="10656"/>
         </w:tabs>
-        <w:spacing w:after="40" w:before="80"/>
+        <w:spacing w:after="36" w:before="70"/>
       </w:pPr>
       <w:r>
         <w:rPr>
@@ -901,7 +926,7 @@
           <w:ilvl w:val="0"/>
           <w:numId w:val="1"/>
         </w:numPr>
-        <w:spacing w:after="40" w:before="0"/>
+        <w:spacing w:after="30" w:before="0"/>
         <w:ind w:left="240" w:hanging="160"/>
       </w:pPr>
       <w:r>
@@ -958,7 +983,7 @@
           </w:tcPr>
           <w:p>
             <w:pPr>
-              <w:spacing w:after="60" w:before="100"/>
+              <w:spacing w:after="50" w:before="80"/>
             </w:pPr>
             <w:r>
               <w:rPr>
@@ -1037,7 +1062,7 @@
           </w:tcPr>
           <w:p>
             <w:pPr>
-              <w:spacing w:after="60" w:before="100"/>
+              <w:spacing w:after="50" w:before="80"/>
             </w:pPr>
             <w:r>
               <w:rPr>
@@ -1107,7 +1132,7 @@
     </w:tbl>
     <w:sectPr>
       <w:pgSz w:w="12240" w:h="15840" w:orient="portrait"/>
-      <w:pgMar w:top="720" w:right="792" w:bottom="720" w:left="792" w:header="708" w:footer="708" w:gutter="0"/>
+      <w:pgMar w:top="648" w:right="792" w:bottom="648" w:left="792" w:header="708" w:footer="708" w:gutter="0"/>
       <w:pgNumType/>
       <w:docGrid w:linePitch="360"/>
     </w:sectPr>

--- a/Assets/CV/Ori_Cohen_CV.docx
+++ b/Assets/CV/Ori_Cohen_CV.docx
@@ -4,29 +4,29 @@
   <w:body>
     <w:tbl>
       <w:tblPr>
-        <w:tblW w:type="dxa" w:w="10656"/>
+        <w:tblW w:type="dxa" w:w="10800"/>
         <w:tblBorders>
-          <w:top w:val="none" w:color="FFFFFF" w:sz="0"/>
-          <w:left w:val="none" w:color="FFFFFF" w:sz="0"/>
-          <w:bottom w:val="none" w:color="FFFFFF" w:sz="0"/>
-          <w:right w:val="none" w:color="FFFFFF" w:sz="0"/>
+          <w:top w:val="none" w:color="auto" w:sz="0"/>
+          <w:left w:val="none" w:color="auto" w:sz="0"/>
+          <w:bottom w:val="none" w:color="auto" w:sz="0"/>
+          <w:right w:val="none" w:color="auto" w:sz="0"/>
           <w:insideH w:val="single" w:color="auto" w:sz="4"/>
           <w:insideV w:val="single" w:color="auto" w:sz="4"/>
         </w:tblBorders>
       </w:tblPr>
       <w:tblGrid>
-        <w:gridCol w:w="7000"/>
-        <w:gridCol w:w="3656"/>
+        <w:gridCol w:w="7200"/>
+        <w:gridCol w:w="3600"/>
       </w:tblGrid>
       <w:tr>
         <w:tc>
           <w:tcPr>
-            <w:tcW w:type="dxa" w:w="7000"/>
+            <w:tcW w:type="dxa" w:w="7200"/>
             <w:tcBorders>
-              <w:top w:val="none" w:color="FFFFFF" w:sz="0"/>
-              <w:left w:val="none" w:color="FFFFFF" w:sz="0"/>
-              <w:bottom w:val="none" w:color="FFFFFF" w:sz="0"/>
-              <w:right w:val="none" w:color="FFFFFF" w:sz="0"/>
+              <w:top w:val="none" w:color="auto" w:sz="0"/>
+              <w:left w:val="none" w:color="auto" w:sz="0"/>
+              <w:bottom w:val="none" w:color="auto" w:sz="0"/>
+              <w:right w:val="none" w:color="auto" w:sz="0"/>
             </w:tcBorders>
             <w:tcMar>
               <w:top w:type="dxa" w:w="0"/>
@@ -38,7 +38,7 @@
           </w:tcPr>
           <w:p>
             <w:pPr>
-              <w:spacing w:after="40" w:before="0"/>
+              <w:spacing w:after="36" w:before="0"/>
             </w:pPr>
             <w:r>
               <w:rPr>
@@ -46,8 +46,8 @@
                 <w:b/>
                 <w:bCs/>
                 <w:color w:val="19192E"/>
-                <w:sz w:val="44"/>
-                <w:szCs w:val="44"/>
+                <w:sz w:val="46"/>
+                <w:szCs w:val="46"/>
               </w:rPr>
               <w:t xml:space="preserve">Ori Cohen</w:t>
             </w:r>
@@ -55,12 +55,12 @@
         </w:tc>
         <w:tc>
           <w:tcPr>
-            <w:tcW w:type="dxa" w:w="3656"/>
+            <w:tcW w:type="dxa" w:w="3600"/>
             <w:tcBorders>
-              <w:top w:val="none" w:color="FFFFFF" w:sz="0"/>
-              <w:left w:val="none" w:color="FFFFFF" w:sz="0"/>
-              <w:bottom w:val="none" w:color="FFFFFF" w:sz="0"/>
-              <w:right w:val="none" w:color="FFFFFF" w:sz="0"/>
+              <w:top w:val="none" w:color="auto" w:sz="0"/>
+              <w:left w:val="none" w:color="auto" w:sz="0"/>
+              <w:bottom w:val="none" w:color="auto" w:sz="0"/>
+              <w:right w:val="none" w:color="auto" w:sz="0"/>
             </w:tcBorders>
             <w:tcMar>
               <w:top w:type="dxa" w:w="0"/>
@@ -72,15 +72,13 @@
           </w:tcPr>
           <w:p>
             <w:pPr>
-              <w:spacing w:after="0" w:before="160"/>
+              <w:spacing w:after="0" w:before="180"/>
               <w:jc w:val="right"/>
             </w:pPr>
             <w:r>
               <w:rPr>
                 <w:rFonts w:ascii="Calibri" w:cs="Calibri" w:eastAsia="Calibri" w:hAnsi="Calibri"/>
-                <w:b w:val="false"/>
-                <w:bCs w:val="false"/>
-                <w:color w:val="40AAFF"/>
+                <w:color w:val="1B4F72"/>
                 <w:sz w:val="19"/>
                 <w:szCs w:val="19"/>
               </w:rPr>
@@ -92,16 +90,15 @@
     </w:tbl>
     <w:p>
       <w:pPr>
-        <w:spacing w:after="60" w:before="0"/>
-      </w:pPr>
-      <w:hyperlink w:history="1" r:id="rIdlzmdlomztgi12-ejybi1o">
+        <w:spacing w:after="56" w:before="0"/>
+      </w:pPr>
+      <w:hyperlink w:history="1" r:id="rIdz7embyjotnyzl5i4mz5xf">
         <w:r>
           <w:rPr>
             <w:rFonts w:ascii="Calibri" w:cs="Calibri" w:eastAsia="Calibri" w:hAnsi="Calibri"/>
-            <w:color w:val="5D87A8"/>
+            <w:color w:val="1B4F72"/>
             <w:sz w:val="17"/>
             <w:szCs w:val="17"/>
-            <w:u w:val="single"/>
           </w:rPr>
           <w:t xml:space="preserve">oricohenw@gmail.com</w:t>
         </w:r>
@@ -109,7 +106,7 @@
       <w:r>
         <w:rPr>
           <w:rFonts w:ascii="Calibri" w:cs="Calibri" w:eastAsia="Calibri" w:hAnsi="Calibri"/>
-          <w:color w:val="859FB4"/>
+          <w:color w:val="4A5568"/>
           <w:sz w:val="17"/>
           <w:szCs w:val="17"/>
         </w:rPr>
@@ -118,7 +115,7 @@
       <w:r>
         <w:rPr>
           <w:rFonts w:ascii="Calibri" w:cs="Calibri" w:eastAsia="Calibri" w:hAnsi="Calibri"/>
-          <w:color w:val="5D87A8"/>
+          <w:color w:val="4A5568"/>
           <w:sz w:val="17"/>
           <w:szCs w:val="17"/>
         </w:rPr>
@@ -127,20 +124,19 @@
       <w:r>
         <w:rPr>
           <w:rFonts w:ascii="Calibri" w:cs="Calibri" w:eastAsia="Calibri" w:hAnsi="Calibri"/>
-          <w:color w:val="859FB4"/>
+          <w:color w:val="4A5568"/>
           <w:sz w:val="17"/>
           <w:szCs w:val="17"/>
         </w:rPr>
         <w:t xml:space="preserve">  ·  </w:t>
       </w:r>
-      <w:hyperlink w:history="1" r:id="rIdzgwapbcbsibo75n4dcdbr">
+      <w:hyperlink w:history="1" r:id="rIdbgrxpnjgo0kpwancslntr">
         <w:r>
           <w:rPr>
             <w:rFonts w:ascii="Calibri" w:cs="Calibri" w:eastAsia="Calibri" w:hAnsi="Calibri"/>
-            <w:color w:val="5D87A8"/>
+            <w:color w:val="1B4F72"/>
             <w:sz w:val="17"/>
             <w:szCs w:val="17"/>
-            <w:u w:val="single"/>
           </w:rPr>
           <w:t xml:space="preserve">oricohen.co</w:t>
         </w:r>
@@ -148,20 +144,19 @@
       <w:r>
         <w:rPr>
           <w:rFonts w:ascii="Calibri" w:cs="Calibri" w:eastAsia="Calibri" w:hAnsi="Calibri"/>
-          <w:color w:val="859FB4"/>
+          <w:color w:val="4A5568"/>
           <w:sz w:val="17"/>
           <w:szCs w:val="17"/>
         </w:rPr>
         <w:t xml:space="preserve">  ·  </w:t>
       </w:r>
-      <w:hyperlink w:history="1" r:id="rIdks7wxcdfga3slqhyanw9o">
+      <w:hyperlink w:history="1" r:id="rIdfij9rc3kiydimqvyhjbi3">
         <w:r>
           <w:rPr>
             <w:rFonts w:ascii="Calibri" w:cs="Calibri" w:eastAsia="Calibri" w:hAnsi="Calibri"/>
-            <w:color w:val="5D87A8"/>
+            <w:color w:val="1B4F72"/>
             <w:sz w:val="17"/>
             <w:szCs w:val="17"/>
-            <w:u w:val="single"/>
           </w:rPr>
           <w:t xml:space="preserve">LinkedIn</w:t>
         </w:r>
@@ -170,14 +165,14 @@
     <w:p>
       <w:pPr>
         <w:pBdr>
-          <w:bottom w:val="single" w:color="40AAFF" w:sz="4" w:space="1"/>
+          <w:bottom w:val="single" w:color="1B4F72" w:sz="4" w:space="1"/>
         </w:pBdr>
-        <w:spacing w:after="80" w:before="0"/>
-      </w:pPr>
-    </w:p>
-    <w:p>
-      <w:pPr>
-        <w:spacing w:after="70" w:before="0"/>
+        <w:spacing w:after="72" w:before="0"/>
+      </w:pPr>
+    </w:p>
+    <w:p>
+      <w:pPr>
+        <w:spacing w:after="72" w:before="0"/>
       </w:pPr>
       <w:r>
         <w:rPr>
@@ -186,42 +181,42 @@
           <w:sz w:val="18"/>
           <w:szCs w:val="18"/>
         </w:rPr>
-        <w:t xml:space="preserve">Product Design Team Lead · 5+ years shipping enterprise SaaS at Verint. Built LUX 2.0 — a 1,550-token design system across 40+ products used by 10,000+ customers, with a zero-terminal Figma-to-Storybook pipeline that ships design changes to production in under 60 seconds.</w:t>
+        <w:t xml:space="preserve">Product Design Team Lead with 5+ years building enterprise SaaS products end-to-end — from discovery to pixel-perfect delivery. Leads a team of 4 designers at Verint and built LUX 2.0, Verint’s design system, from scratch — now running across 40+ products used by 10,000+ customers worldwide, with a zero-terminal Figma-to-Storybook pipeline that ships design changes to production in under 60 seconds.</w:t>
       </w:r>
     </w:p>
     <w:p>
       <w:pPr>
         <w:pBdr>
-          <w:bottom w:val="single" w:color="E7EFF4" w:sz="4" w:space="1"/>
+          <w:bottom w:val="single" w:color="CBD5E0" w:sz="4" w:space="1"/>
         </w:pBdr>
-        <w:spacing w:after="80" w:before="0"/>
+        <w:spacing w:after="72" w:before="0"/>
       </w:pPr>
     </w:p>
     <w:tbl>
       <w:tblPr>
-        <w:tblW w:type="dxa" w:w="10656"/>
+        <w:tblW w:type="dxa" w:w="10800"/>
         <w:tblBorders>
-          <w:top w:val="none" w:color="FFFFFF" w:sz="0"/>
-          <w:left w:val="none" w:color="FFFFFF" w:sz="0"/>
-          <w:bottom w:val="none" w:color="FFFFFF" w:sz="0"/>
-          <w:right w:val="none" w:color="FFFFFF" w:sz="0"/>
+          <w:top w:val="none" w:color="auto" w:sz="0"/>
+          <w:left w:val="none" w:color="auto" w:sz="0"/>
+          <w:bottom w:val="none" w:color="auto" w:sz="0"/>
+          <w:right w:val="none" w:color="auto" w:sz="0"/>
           <w:insideH w:val="single" w:color="auto" w:sz="4"/>
           <w:insideV w:val="single" w:color="auto" w:sz="4"/>
         </w:tblBorders>
       </w:tblPr>
       <w:tblGrid>
-        <w:gridCol w:w="5600"/>
-        <w:gridCol w:w="5056"/>
+        <w:gridCol w:w="5700"/>
+        <w:gridCol w:w="5100"/>
       </w:tblGrid>
       <w:tr>
         <w:tc>
           <w:tcPr>
-            <w:tcW w:type="dxa" w:w="5600"/>
+            <w:tcW w:type="dxa" w:w="5700"/>
             <w:tcBorders>
-              <w:top w:val="none" w:color="FFFFFF" w:sz="0"/>
-              <w:left w:val="none" w:color="FFFFFF" w:sz="0"/>
-              <w:bottom w:val="none" w:color="FFFFFF" w:sz="0"/>
-              <w:right w:val="none" w:color="FFFFFF" w:sz="0"/>
+              <w:top w:val="none" w:color="auto" w:sz="0"/>
+              <w:left w:val="none" w:color="auto" w:sz="0"/>
+              <w:bottom w:val="none" w:color="auto" w:sz="0"/>
+              <w:right w:val="none" w:color="auto" w:sz="0"/>
             </w:tcBorders>
             <w:tcMar>
               <w:top w:type="dxa" w:w="0"/>
@@ -241,7 +236,7 @@
                 <w:b/>
                 <w:bCs/>
                 <w:color w:val="19192E"/>
-                <w:spacing w:val="40"/>
+                <w:spacing w:val="30"/>
                 <w:sz w:val="16"/>
                 <w:szCs w:val="16"/>
               </w:rPr>
@@ -250,18 +245,18 @@
           </w:p>
           <w:p>
             <w:pPr>
-              <w:spacing w:after="16" w:before="50"/>
+              <w:spacing w:after="14" w:before="50"/>
             </w:pPr>
             <w:r>
               <w:rPr>
                 <w:rFonts w:ascii="Calibri" w:cs="Calibri" w:eastAsia="Calibri" w:hAnsi="Calibri"/>
                 <w:b/>
                 <w:bCs/>
-                <w:color w:val="5D87A8"/>
+                <w:color w:val="1B4F72"/>
                 <w:sz w:val="18"/>
                 <w:szCs w:val="18"/>
               </w:rPr>
-              <w:t xml:space="preserve">Design Systems &amp; Tokens</w:t>
+              <w:t xml:space="preserve">Design Systems &amp; Design Tokens</w:t>
             </w:r>
           </w:p>
           <w:p>
@@ -271,7 +266,7 @@
             <w:r>
               <w:rPr>
                 <w:rFonts w:ascii="Calibri" w:cs="Calibri" w:eastAsia="Calibri" w:hAnsi="Calibri"/>
-                <w:color w:val="859FB4"/>
+                <w:color w:val="4A5568"/>
                 <w:sz w:val="17"/>
                 <w:szCs w:val="17"/>
               </w:rPr>
@@ -280,14 +275,14 @@
           </w:p>
           <w:p>
             <w:pPr>
-              <w:spacing w:after="16" w:before="50"/>
+              <w:spacing w:after="14" w:before="50"/>
             </w:pPr>
             <w:r>
               <w:rPr>
                 <w:rFonts w:ascii="Calibri" w:cs="Calibri" w:eastAsia="Calibri" w:hAnsi="Calibri"/>
                 <w:b/>
                 <w:bCs/>
-                <w:color w:val="5D87A8"/>
+                <w:color w:val="1B4F72"/>
                 <w:sz w:val="18"/>
                 <w:szCs w:val="18"/>
               </w:rPr>
@@ -301,7 +296,7 @@
             <w:r>
               <w:rPr>
                 <w:rFonts w:ascii="Calibri" w:cs="Calibri" w:eastAsia="Calibri" w:hAnsi="Calibri"/>
-                <w:color w:val="859FB4"/>
+                <w:color w:val="4A5568"/>
                 <w:sz w:val="17"/>
                 <w:szCs w:val="17"/>
               </w:rPr>
@@ -310,14 +305,14 @@
           </w:p>
           <w:p>
             <w:pPr>
-              <w:spacing w:after="16" w:before="50"/>
+              <w:spacing w:after="14" w:before="50"/>
             </w:pPr>
             <w:r>
               <w:rPr>
                 <w:rFonts w:ascii="Calibri" w:cs="Calibri" w:eastAsia="Calibri" w:hAnsi="Calibri"/>
                 <w:b/>
                 <w:bCs/>
-                <w:color w:val="5D87A8"/>
+                <w:color w:val="1B4F72"/>
                 <w:sz w:val="18"/>
                 <w:szCs w:val="18"/>
               </w:rPr>
@@ -331,7 +326,7 @@
             <w:r>
               <w:rPr>
                 <w:rFonts w:ascii="Calibri" w:cs="Calibri" w:eastAsia="Calibri" w:hAnsi="Calibri"/>
-                <w:color w:val="859FB4"/>
+                <w:color w:val="4A5568"/>
                 <w:sz w:val="17"/>
                 <w:szCs w:val="17"/>
               </w:rPr>
@@ -340,14 +335,14 @@
           </w:p>
           <w:p>
             <w:pPr>
-              <w:spacing w:after="16" w:before="50"/>
+              <w:spacing w:after="14" w:before="50"/>
             </w:pPr>
             <w:r>
               <w:rPr>
                 <w:rFonts w:ascii="Calibri" w:cs="Calibri" w:eastAsia="Calibri" w:hAnsi="Calibri"/>
                 <w:b/>
                 <w:bCs/>
-                <w:color w:val="5D87A8"/>
+                <w:color w:val="1B4F72"/>
                 <w:sz w:val="18"/>
                 <w:szCs w:val="18"/>
               </w:rPr>
@@ -361,11 +356,11 @@
             <w:r>
               <w:rPr>
                 <w:rFonts w:ascii="Calibri" w:cs="Calibri" w:eastAsia="Calibri" w:hAnsi="Calibri"/>
-                <w:color w:val="859FB4"/>
+                <w:color w:val="4A5568"/>
                 <w:sz w:val="17"/>
                 <w:szCs w:val="17"/>
               </w:rPr>
-              <w:t xml:space="preserve">Claude, LLM-assisted prototyping &amp; internal tooling</w:t>
+              <w:t xml:space="preserve">Claude, LLM-assisted prototyping &amp; automation</w:t>
             </w:r>
           </w:p>
           <w:p>
@@ -377,7 +372,7 @@
                 <w:rFonts w:ascii="Calibri" w:cs="Calibri" w:eastAsia="Calibri" w:hAnsi="Calibri"/>
                 <w:b/>
                 <w:bCs/>
-                <w:color w:val="5D87A8"/>
+                <w:color w:val="1B4F72"/>
                 <w:sz w:val="18"/>
                 <w:szCs w:val="18"/>
               </w:rPr>
@@ -386,7 +381,7 @@
             <w:r>
               <w:rPr>
                 <w:rFonts w:ascii="Calibri" w:cs="Calibri" w:eastAsia="Calibri" w:hAnsi="Calibri"/>
-                <w:color w:val="859FB4"/>
+                <w:color w:val="4A5568"/>
                 <w:sz w:val="17"/>
                 <w:szCs w:val="17"/>
               </w:rPr>
@@ -402,31 +397,31 @@
                 <w:rFonts w:ascii="Calibri" w:cs="Calibri" w:eastAsia="Calibri" w:hAnsi="Calibri"/>
                 <w:b/>
                 <w:bCs/>
-                <w:color w:val="5D87A8"/>
+                <w:color w:val="1B4F72"/>
                 <w:sz w:val="17"/>
                 <w:szCs w:val="17"/>
               </w:rPr>
-              <w:t xml:space="preserve">Tools: </w:t>
-            </w:r>
-            <w:r>
-              <w:rPr>
-                <w:rFonts w:ascii="Calibri" w:cs="Calibri" w:eastAsia="Calibri" w:hAnsi="Calibri"/>
-                <w:color w:val="859FB4"/>
+              <w:t xml:space="preserve">Tools:</w:t>
+            </w:r>
+            <w:r>
+              <w:rPr>
+                <w:rFonts w:ascii="Calibri" w:cs="Calibri" w:eastAsia="Calibri" w:hAnsi="Calibri"/>
+                <w:color w:val="4A5568"/>
                 <w:sz w:val="17"/>
                 <w:szCs w:val="17"/>
               </w:rPr>
-              <w:t xml:space="preserve">Figma, Framer, Cursor, Storybook, Claude, GitHub, Monday, HTML/CSS</w:t>
+              <w:t xml:space="preserve"> Figma, Framer, Cursor, Storybook, Claude, GitHub, Monday, Illustrator, After Effects, HTML/CSS</w:t>
             </w:r>
           </w:p>
         </w:tc>
         <w:tc>
           <w:tcPr>
-            <w:tcW w:type="dxa" w:w="5056"/>
+            <w:tcW w:type="dxa" w:w="5100"/>
             <w:tcBorders>
-              <w:top w:val="none" w:color="FFFFFF" w:sz="0"/>
-              <w:left w:val="none" w:color="FFFFFF" w:sz="0"/>
-              <w:bottom w:val="none" w:color="FFFFFF" w:sz="0"/>
-              <w:right w:val="none" w:color="FFFFFF" w:sz="0"/>
+              <w:top w:val="none" w:color="auto" w:sz="0"/>
+              <w:left w:val="none" w:color="auto" w:sz="0"/>
+              <w:bottom w:val="none" w:color="auto" w:sz="0"/>
+              <w:right w:val="none" w:color="auto" w:sz="0"/>
             </w:tcBorders>
             <w:tcMar>
               <w:top w:type="dxa" w:w="0"/>
@@ -446,7 +441,7 @@
                 <w:b/>
                 <w:bCs/>
                 <w:color w:val="19192E"/>
-                <w:spacing w:val="40"/>
+                <w:spacing w:val="30"/>
                 <w:sz w:val="16"/>
                 <w:szCs w:val="16"/>
               </w:rPr>
@@ -455,14 +450,14 @@
           </w:p>
           <w:p>
             <w:pPr>
-              <w:spacing w:after="20" w:before="60"/>
+              <w:spacing w:after="14" w:before="50"/>
             </w:pPr>
             <w:r>
               <w:rPr>
                 <w:rFonts w:ascii="Calibri" w:cs="Calibri" w:eastAsia="Calibri" w:hAnsi="Calibri"/>
                 <w:b/>
                 <w:bCs/>
-                <w:color w:val="5D87A8"/>
+                <w:color w:val="1B4F72"/>
                 <w:sz w:val="18"/>
                 <w:szCs w:val="18"/>
               </w:rPr>
@@ -476,7 +471,7 @@
             <w:r>
               <w:rPr>
                 <w:rFonts w:ascii="Calibri" w:cs="Calibri" w:eastAsia="Calibri" w:hAnsi="Calibri"/>
-                <w:color w:val="859FB4"/>
+                <w:color w:val="4A5568"/>
                 <w:sz w:val="17"/>
                 <w:szCs w:val="17"/>
               </w:rPr>
@@ -485,7 +480,7 @@
             <w:r>
               <w:rPr>
                 <w:rFonts w:ascii="Calibri" w:cs="Calibri" w:eastAsia="Calibri" w:hAnsi="Calibri"/>
-                <w:color w:val="859FB4"/>
+                <w:color w:val="4A5568"/>
                 <w:sz w:val="17"/>
                 <w:szCs w:val="17"/>
               </w:rPr>
@@ -494,14 +489,14 @@
           </w:p>
           <w:p>
             <w:pPr>
-              <w:spacing w:after="20" w:before="60"/>
+              <w:spacing w:after="14" w:before="50"/>
             </w:pPr>
             <w:r>
               <w:rPr>
                 <w:rFonts w:ascii="Calibri" w:cs="Calibri" w:eastAsia="Calibri" w:hAnsi="Calibri"/>
                 <w:b/>
                 <w:bCs/>
-                <w:color w:val="5D87A8"/>
+                <w:color w:val="1B4F72"/>
                 <w:sz w:val="18"/>
                 <w:szCs w:val="18"/>
               </w:rPr>
@@ -515,7 +510,7 @@
             <w:r>
               <w:rPr>
                 <w:rFonts w:ascii="Calibri" w:cs="Calibri" w:eastAsia="Calibri" w:hAnsi="Calibri"/>
-                <w:color w:val="859FB4"/>
+                <w:color w:val="4A5568"/>
                 <w:sz w:val="17"/>
                 <w:szCs w:val="17"/>
               </w:rPr>
@@ -524,7 +519,7 @@
             <w:r>
               <w:rPr>
                 <w:rFonts w:ascii="Calibri" w:cs="Calibri" w:eastAsia="Calibri" w:hAnsi="Calibri"/>
-                <w:color w:val="859FB4"/>
+                <w:color w:val="4A5568"/>
                 <w:sz w:val="17"/>
                 <w:szCs w:val="17"/>
               </w:rPr>
@@ -537,9 +532,9 @@
     <w:p>
       <w:pPr>
         <w:pBdr>
-          <w:bottom w:val="single" w:color="E7EFF4" w:sz="4" w:space="1"/>
+          <w:bottom w:val="single" w:color="CBD5E0" w:sz="4" w:space="1"/>
         </w:pBdr>
-        <w:spacing w:after="80" w:before="0"/>
+        <w:spacing w:after="72" w:before="0"/>
       </w:pPr>
     </w:p>
     <w:p>
@@ -552,7 +547,7 @@
           <w:b/>
           <w:bCs/>
           <w:color w:val="19192E"/>
-          <w:spacing w:val="40"/>
+          <w:spacing w:val="30"/>
           <w:sz w:val="16"/>
           <w:szCs w:val="16"/>
         </w:rPr>
@@ -562,16 +557,14 @@
     <w:p>
       <w:pPr>
         <w:tabs>
-          <w:tab w:val="right" w:pos="10656"/>
+          <w:tab w:val="right" w:pos="10800"/>
         </w:tabs>
-        <w:spacing w:after="36" w:before="70"/>
-      </w:pPr>
-      <w:r>
-        <w:rPr>
-          <w:rFonts w:ascii="Calibri" w:cs="Calibri" w:eastAsia="Calibri" w:hAnsi="Calibri"/>
-          <w:b w:val="false"/>
-          <w:bCs w:val="false"/>
-          <w:color w:val="5D87A8"/>
+        <w:spacing w:after="32" w:before="70"/>
+      </w:pPr>
+      <w:r>
+        <w:rPr>
+          <w:rFonts w:ascii="Calibri" w:cs="Calibri" w:eastAsia="Calibri" w:hAnsi="Calibri"/>
+          <w:color w:val="1B4F72"/>
           <w:sz w:val="19"/>
           <w:szCs w:val="19"/>
         </w:rPr>
@@ -580,7 +573,7 @@
       <w:r>
         <w:rPr>
           <w:rFonts w:ascii="Calibri" w:cs="Calibri" w:eastAsia="Calibri" w:hAnsi="Calibri"/>
-          <w:color w:val="40AAFF"/>
+          <w:color w:val="1B4F72"/>
           <w:sz w:val="16"/>
           <w:szCs w:val="16"/>
         </w:rPr>
@@ -597,7 +590,7 @@
       <w:r>
         <w:rPr>
           <w:rFonts w:ascii="Calibri" w:cs="Calibri" w:eastAsia="Calibri" w:hAnsi="Calibri"/>
-          <w:color w:val="859FB4"/>
+          <w:color w:val="4A5568"/>
           <w:sz w:val="17"/>
           <w:szCs w:val="17"/>
         </w:rPr>
@@ -609,19 +602,18 @@
         <w:pStyle w:val="ListParagraph"/>
         <w:numPr>
           <w:ilvl w:val="0"/>
-          <w:numId w:val="1"/>
+          <w:numId w:val="2"/>
         </w:numPr>
-        <w:spacing w:after="30" w:before="0"/>
-        <w:ind w:left="240" w:hanging="160"/>
+        <w:spacing w:after="28" w:before="0"/>
       </w:pPr>
       <w:r>
         <w:rPr>
           <w:rFonts w:ascii="Calibri" w:cs="Calibri" w:eastAsia="Calibri" w:hAnsi="Calibri"/>
           <w:color w:val="19192E"/>
-          <w:sz w:val="18"/>
-          <w:szCs w:val="18"/>
-        </w:rPr>
-        <w:t xml:space="preserve">Leads a team of 4 product designers — mentorship, design reviews, and cross-functional alignment with PMs and engineering.</w:t>
+          <w:sz w:val="17"/>
+          <w:szCs w:val="17"/>
+        </w:rPr>
+        <w:t xml:space="preserve">Lead a team of 4 product designers — mentorship, design reviews, and cross-functional alignment with PMs and engineering.</w:t>
       </w:r>
     </w:p>
     <w:p>
@@ -629,19 +621,18 @@
         <w:pStyle w:val="ListParagraph"/>
         <w:numPr>
           <w:ilvl w:val="0"/>
-          <w:numId w:val="1"/>
+          <w:numId w:val="2"/>
         </w:numPr>
-        <w:spacing w:after="30" w:before="0"/>
-        <w:ind w:left="240" w:hanging="160"/>
+        <w:spacing w:after="28" w:before="0"/>
       </w:pPr>
       <w:r>
         <w:rPr>
           <w:rFonts w:ascii="Calibri" w:cs="Calibri" w:eastAsia="Calibri" w:hAnsi="Calibri"/>
           <w:color w:val="19192E"/>
-          <w:sz w:val="18"/>
-          <w:szCs w:val="18"/>
-        </w:rPr>
-        <w:t xml:space="preserve">Architected LUX 2.0 from scratch: 1,550-token design system (primitives → semantics → component), full light/dark theming, WCAG AA — across 40+ products used by 10,000+ customers.</w:t>
+          <w:sz w:val="17"/>
+          <w:szCs w:val="17"/>
+        </w:rPr>
+        <w:t xml:space="preserve">Architected LUX 2.0, Verint’s design system, from scratch: a 3-layer, 1,550-token architecture (primitives → semantics → component), full light/dark theming, and WCAG AA accessibility — now running across 40+ Verint products used by 10,000+ customers.</w:t>
       </w:r>
     </w:p>
     <w:p>
@@ -649,19 +640,18 @@
         <w:pStyle w:val="ListParagraph"/>
         <w:numPr>
           <w:ilvl w:val="0"/>
-          <w:numId w:val="1"/>
+          <w:numId w:val="2"/>
         </w:numPr>
-        <w:spacing w:after="30" w:before="0"/>
-        <w:ind w:left="240" w:hanging="160"/>
+        <w:spacing w:after="28" w:before="0"/>
       </w:pPr>
       <w:r>
         <w:rPr>
           <w:rFonts w:ascii="Calibri" w:cs="Calibri" w:eastAsia="Calibri" w:hAnsi="Calibri"/>
           <w:color w:val="19192E"/>
-          <w:sz w:val="18"/>
-          <w:szCs w:val="18"/>
-        </w:rPr>
-        <w:t xml:space="preserve">Built a zero-terminal Figma-to-Storybook pipeline: Token Sync plugin triggers TypeScript generation, automated GitHub PR, and a live Storybook rebuild — no developer needed for token changes.</w:t>
+          <w:sz w:val="17"/>
+          <w:szCs w:val="17"/>
+        </w:rPr>
+        <w:t xml:space="preserve">Designed and shipped a zero-terminal Figma-to-Storybook pipeline: one click in Token Sync triggers TypeScript generation, an automated GitHub PR, GitHub Actions validation, and a live Storybook rebuild — no developer needed for token changes.</w:t>
       </w:r>
     </w:p>
     <w:p>
@@ -669,64 +659,18 @@
         <w:pStyle w:val="ListParagraph"/>
         <w:numPr>
           <w:ilvl w:val="0"/>
-          <w:numId w:val="1"/>
+          <w:numId w:val="2"/>
         </w:numPr>
-        <w:spacing w:after="30" w:before="0"/>
-        <w:ind w:left="240" w:hanging="160"/>
+        <w:spacing w:after="28" w:before="0"/>
       </w:pPr>
       <w:r>
         <w:rPr>
           <w:rFonts w:ascii="Calibri" w:cs="Calibri" w:eastAsia="Calibri" w:hAnsi="Calibri"/>
           <w:color w:val="19192E"/>
-          <w:sz w:val="18"/>
-          <w:szCs w:val="18"/>
-        </w:rPr>
-        <w:t xml:space="preserve">Builds AI-assisted design tooling with Claude daily: Figma plugins that remove manual workflow steps and ship changes directly to production.</w:t>
-      </w:r>
-    </w:p>
-    <w:p>
-      <w:pPr>
-        <w:tabs>
-          <w:tab w:val="right" w:pos="10656"/>
-        </w:tabs>
-        <w:spacing w:after="36" w:before="70"/>
-      </w:pPr>
-      <w:r>
-        <w:rPr>
-          <w:rFonts w:ascii="Calibri" w:cs="Calibri" w:eastAsia="Calibri" w:hAnsi="Calibri"/>
-          <w:b w:val="false"/>
-          <w:bCs w:val="false"/>
-          <w:color w:val="5D87A8"/>
-          <w:sz w:val="19"/>
-          <w:szCs w:val="19"/>
-        </w:rPr>
-        <w:t xml:space="preserve">Experienced Product Designer</w:t>
-      </w:r>
-      <w:r>
-        <w:rPr>
-          <w:rFonts w:ascii="Calibri" w:cs="Calibri" w:eastAsia="Calibri" w:hAnsi="Calibri"/>
-          <w:color w:val="40AAFF"/>
-          <w:sz w:val="16"/>
-          <w:szCs w:val="16"/>
-        </w:rPr>
-        <w:t xml:space="preserve">  · Full time</w:t>
-      </w:r>
-      <w:r>
-        <w:rPr>
-          <w:rFonts w:ascii="Calibri" w:cs="Calibri" w:eastAsia="Calibri" w:hAnsi="Calibri"/>
-          <w:sz w:val="17"/>
-          <w:szCs w:val="17"/>
-        </w:rPr>
-        <w:t xml:space="preserve">	</w:t>
-      </w:r>
-      <w:r>
-        <w:rPr>
-          <w:rFonts w:ascii="Calibri" w:cs="Calibri" w:eastAsia="Calibri" w:hAnsi="Calibri"/>
-          <w:color w:val="859FB4"/>
-          <w:sz w:val="17"/>
-          <w:szCs w:val="17"/>
-        </w:rPr>
-        <w:t xml:space="preserve">Verint · Tel Aviv  ·  Feb 2022 – Aug 2024</w:t>
+          <w:sz w:val="17"/>
+          <w:szCs w:val="17"/>
+        </w:rPr>
+        <w:t xml:space="preserve">Own the mobile UX domain: defined interaction patterns and accessibility standards used across 3 mobile products; shipped a Lottie-based Motion Library with animation tokens built into the system.</w:t>
       </w:r>
     </w:p>
     <w:p>
@@ -734,19 +678,61 @@
         <w:pStyle w:val="ListParagraph"/>
         <w:numPr>
           <w:ilvl w:val="0"/>
-          <w:numId w:val="1"/>
+          <w:numId w:val="2"/>
         </w:numPr>
-        <w:spacing w:after="30" w:before="0"/>
-        <w:ind w:left="240" w:hanging="160"/>
+        <w:spacing w:after="28" w:before="0"/>
       </w:pPr>
       <w:r>
         <w:rPr>
           <w:rFonts w:ascii="Calibri" w:cs="Calibri" w:eastAsia="Calibri" w:hAnsi="Calibri"/>
           <w:color w:val="19192E"/>
-          <w:sz w:val="18"/>
-          <w:szCs w:val="18"/>
-        </w:rPr>
-        <w:t xml:space="preserve">Designed end-to-end features for Verint's enterprise SaaS platform — from discovery through delivery, progressing from IC to senior designer over 2.5 years.</w:t>
+          <w:sz w:val="17"/>
+          <w:szCs w:val="17"/>
+        </w:rPr>
+        <w:t xml:space="preserve">Use Claude and AI-assisted workflows daily to build internal design tooling: built and published Figma plugins, each removing a manual step from the design workflow.</w:t>
+      </w:r>
+    </w:p>
+    <w:p>
+      <w:pPr>
+        <w:tabs>
+          <w:tab w:val="right" w:pos="10800"/>
+        </w:tabs>
+        <w:spacing w:after="32" w:before="70"/>
+      </w:pPr>
+      <w:r>
+        <w:rPr>
+          <w:rFonts w:ascii="Calibri" w:cs="Calibri" w:eastAsia="Calibri" w:hAnsi="Calibri"/>
+          <w:color w:val="1B4F72"/>
+          <w:sz w:val="19"/>
+          <w:szCs w:val="19"/>
+        </w:rPr>
+        <w:t xml:space="preserve">Experienced Product Designer</w:t>
+      </w:r>
+      <w:r>
+        <w:rPr>
+          <w:rFonts w:ascii="Calibri" w:cs="Calibri" w:eastAsia="Calibri" w:hAnsi="Calibri"/>
+          <w:color w:val="1B4F72"/>
+          <w:sz w:val="16"/>
+          <w:szCs w:val="16"/>
+        </w:rPr>
+        <w:t xml:space="preserve">  · Full time</w:t>
+      </w:r>
+      <w:r>
+        <w:rPr>
+          <w:rFonts w:ascii="Calibri" w:cs="Calibri" w:eastAsia="Calibri" w:hAnsi="Calibri"/>
+          <w:sz w:val="17"/>
+          <w:szCs w:val="17"/>
+        </w:rPr>
+        <w:t xml:space="preserve">	</w:t>
+      </w:r>
+      <w:r>
+        <w:rPr>
+          <w:rFonts w:ascii="Calibri" w:cs="Calibri" w:eastAsia="Calibri" w:hAnsi="Calibri"/>
+          <w:color w:val="4A5568"/>
+          <w:sz w:val="17"/>
+          <w:szCs w:val="17"/>
+        </w:rPr>
+        <w:t xml:space="preserve">Verint · Tel Aviv  ·  Feb 2022 – Aug 2024</w:t>
       </w:r>
     </w:p>
     <w:p>
@@ -754,19 +740,18 @@
         <w:pStyle w:val="ListParagraph"/>
         <w:numPr>
           <w:ilvl w:val="0"/>
-          <w:numId w:val="1"/>
+          <w:numId w:val="2"/>
         </w:numPr>
-        <w:spacing w:after="30" w:before="0"/>
-        <w:ind w:left="240" w:hanging="160"/>
+        <w:spacing w:after="28" w:before="0"/>
       </w:pPr>
       <w:r>
         <w:rPr>
           <w:rFonts w:ascii="Calibri" w:cs="Calibri" w:eastAsia="Calibri" w:hAnsi="Calibri"/>
           <w:color w:val="19192E"/>
-          <w:sz w:val="18"/>
-          <w:szCs w:val="18"/>
-        </w:rPr>
-        <w:t xml:space="preserve">Led user research and interviews that directly informed feature prioritization with PMs.</w:t>
+          <w:sz w:val="17"/>
+          <w:szCs w:val="17"/>
+        </w:rPr>
+        <w:t xml:space="preserve">Designed end-to-end features for Verint’s enterprise SaaS platform, progressing from individual contributor to senior designer over 2.5 years.</w:t>
       </w:r>
     </w:p>
     <w:p>
@@ -774,64 +759,18 @@
         <w:pStyle w:val="ListParagraph"/>
         <w:numPr>
           <w:ilvl w:val="0"/>
-          <w:numId w:val="1"/>
+          <w:numId w:val="2"/>
         </w:numPr>
-        <w:spacing w:after="30" w:before="0"/>
-        <w:ind w:left="240" w:hanging="160"/>
+        <w:spacing w:after="28" w:before="0"/>
       </w:pPr>
       <w:r>
         <w:rPr>
           <w:rFonts w:ascii="Calibri" w:cs="Calibri" w:eastAsia="Calibri" w:hAnsi="Calibri"/>
           <w:color w:val="19192E"/>
-          <w:sz w:val="18"/>
-          <w:szCs w:val="18"/>
-        </w:rPr>
-        <w:t xml:space="preserve">Partnered with PMs and engineers in agile sprints with consistent focus on accessibility and interaction quality.</w:t>
-      </w:r>
-    </w:p>
-    <w:p>
-      <w:pPr>
-        <w:tabs>
-          <w:tab w:val="right" w:pos="10656"/>
-        </w:tabs>
-        <w:spacing w:after="36" w:before="70"/>
-      </w:pPr>
-      <w:r>
-        <w:rPr>
-          <w:rFonts w:ascii="Calibri" w:cs="Calibri" w:eastAsia="Calibri" w:hAnsi="Calibri"/>
-          <w:b w:val="false"/>
-          <w:bCs w:val="false"/>
-          <w:color w:val="5D87A8"/>
-          <w:sz w:val="19"/>
-          <w:szCs w:val="19"/>
-        </w:rPr>
-        <w:t xml:space="preserve">UX/UI Designer</w:t>
-      </w:r>
-      <w:r>
-        <w:rPr>
-          <w:rFonts w:ascii="Calibri" w:cs="Calibri" w:eastAsia="Calibri" w:hAnsi="Calibri"/>
-          <w:color w:val="40AAFF"/>
-          <w:sz w:val="16"/>
-          <w:szCs w:val="16"/>
-        </w:rPr>
-        <w:t xml:space="preserve">  · Freelance</w:t>
-      </w:r>
-      <w:r>
-        <w:rPr>
-          <w:rFonts w:ascii="Calibri" w:cs="Calibri" w:eastAsia="Calibri" w:hAnsi="Calibri"/>
-          <w:sz w:val="17"/>
-          <w:szCs w:val="17"/>
-        </w:rPr>
-        <w:t xml:space="preserve">	</w:t>
-      </w:r>
-      <w:r>
-        <w:rPr>
-          <w:rFonts w:ascii="Calibri" w:cs="Calibri" w:eastAsia="Calibri" w:hAnsi="Calibri"/>
-          <w:color w:val="859FB4"/>
-          <w:sz w:val="17"/>
-          <w:szCs w:val="17"/>
-        </w:rPr>
-        <w:t xml:space="preserve">Ori Mintz Media  ·  Nov 2020 – Jan 2022</w:t>
+          <w:sz w:val="17"/>
+          <w:szCs w:val="17"/>
+        </w:rPr>
+        <w:t xml:space="preserve">Led user research and interviews that directly informed feature prioritization with PMs.</w:t>
       </w:r>
     </w:p>
     <w:p>
@@ -839,19 +778,61 @@
         <w:pStyle w:val="ListParagraph"/>
         <w:numPr>
           <w:ilvl w:val="0"/>
-          <w:numId w:val="1"/>
+          <w:numId w:val="2"/>
         </w:numPr>
-        <w:spacing w:after="30" w:before="0"/>
-        <w:ind w:left="240" w:hanging="160"/>
+        <w:spacing w:after="28" w:before="0"/>
       </w:pPr>
       <w:r>
         <w:rPr>
           <w:rFonts w:ascii="Calibri" w:cs="Calibri" w:eastAsia="Calibri" w:hAnsi="Calibri"/>
           <w:color w:val="19192E"/>
-          <w:sz w:val="18"/>
-          <w:szCs w:val="18"/>
-        </w:rPr>
-        <w:t xml:space="preserve">Designed and built 20+ client websites end-to-end: discovery, UX research, prototyping, development, and QA.</w:t>
+          <w:sz w:val="17"/>
+          <w:szCs w:val="17"/>
+        </w:rPr>
+        <w:t xml:space="preserve">Partnered with PMs and engineers in agile sprints from discovery through delivery, with a consistent focus on accessibility and interaction quality.</w:t>
+      </w:r>
+    </w:p>
+    <w:p>
+      <w:pPr>
+        <w:tabs>
+          <w:tab w:val="right" w:pos="10800"/>
+        </w:tabs>
+        <w:spacing w:after="32" w:before="70"/>
+      </w:pPr>
+      <w:r>
+        <w:rPr>
+          <w:rFonts w:ascii="Calibri" w:cs="Calibri" w:eastAsia="Calibri" w:hAnsi="Calibri"/>
+          <w:color w:val="1B4F72"/>
+          <w:sz w:val="19"/>
+          <w:szCs w:val="19"/>
+        </w:rPr>
+        <w:t xml:space="preserve">UX/UI Designer</w:t>
+      </w:r>
+      <w:r>
+        <w:rPr>
+          <w:rFonts w:ascii="Calibri" w:cs="Calibri" w:eastAsia="Calibri" w:hAnsi="Calibri"/>
+          <w:color w:val="1B4F72"/>
+          <w:sz w:val="16"/>
+          <w:szCs w:val="16"/>
+        </w:rPr>
+        <w:t xml:space="preserve">  · Freelance</w:t>
+      </w:r>
+      <w:r>
+        <w:rPr>
+          <w:rFonts w:ascii="Calibri" w:cs="Calibri" w:eastAsia="Calibri" w:hAnsi="Calibri"/>
+          <w:sz w:val="17"/>
+          <w:szCs w:val="17"/>
+        </w:rPr>
+        <w:t xml:space="preserve">	</w:t>
+      </w:r>
+      <w:r>
+        <w:rPr>
+          <w:rFonts w:ascii="Calibri" w:cs="Calibri" w:eastAsia="Calibri" w:hAnsi="Calibri"/>
+          <w:color w:val="4A5568"/>
+          <w:sz w:val="17"/>
+          <w:szCs w:val="17"/>
+        </w:rPr>
+        <w:t xml:space="preserve">Ori Mintz Media  ·  Nov 2020 – Jan 2022</w:t>
       </w:r>
     </w:p>
     <w:p>
@@ -859,64 +840,18 @@
         <w:pStyle w:val="ListParagraph"/>
         <w:numPr>
           <w:ilvl w:val="0"/>
-          <w:numId w:val="1"/>
+          <w:numId w:val="2"/>
         </w:numPr>
-        <w:spacing w:after="30" w:before="0"/>
-        <w:ind w:left="240" w:hanging="160"/>
+        <w:spacing w:after="28" w:before="0"/>
       </w:pPr>
       <w:r>
         <w:rPr>
           <w:rFonts w:ascii="Calibri" w:cs="Calibri" w:eastAsia="Calibri" w:hAnsi="Calibri"/>
           <w:color w:val="19192E"/>
-          <w:sz w:val="18"/>
-          <w:szCs w:val="18"/>
-        </w:rPr>
-        <w:t xml:space="preserve">Owned all motion output — Lottie animations, promotional videos, and animated social content.</w:t>
-      </w:r>
-    </w:p>
-    <w:p>
-      <w:pPr>
-        <w:tabs>
-          <w:tab w:val="right" w:pos="10656"/>
-        </w:tabs>
-        <w:spacing w:after="36" w:before="70"/>
-      </w:pPr>
-      <w:r>
-        <w:rPr>
-          <w:rFonts w:ascii="Calibri" w:cs="Calibri" w:eastAsia="Calibri" w:hAnsi="Calibri"/>
-          <w:b w:val="false"/>
-          <w:bCs w:val="false"/>
-          <w:color w:val="5D87A8"/>
-          <w:sz w:val="19"/>
-          <w:szCs w:val="19"/>
-        </w:rPr>
-        <w:t xml:space="preserve">Security Specialist</w:t>
-      </w:r>
-      <w:r>
-        <w:rPr>
-          <w:rFonts w:ascii="Calibri" w:cs="Calibri" w:eastAsia="Calibri" w:hAnsi="Calibri"/>
-          <w:color w:val="40AAFF"/>
-          <w:sz w:val="16"/>
-          <w:szCs w:val="16"/>
-        </w:rPr>
-        <w:t xml:space="preserve">  · Full time</w:t>
-      </w:r>
-      <w:r>
-        <w:rPr>
-          <w:rFonts w:ascii="Calibri" w:cs="Calibri" w:eastAsia="Calibri" w:hAnsi="Calibri"/>
-          <w:sz w:val="17"/>
-          <w:szCs w:val="17"/>
-        </w:rPr>
-        <w:t xml:space="preserve">	</w:t>
-      </w:r>
-      <w:r>
-        <w:rPr>
-          <w:rFonts w:ascii="Calibri" w:cs="Calibri" w:eastAsia="Calibri" w:hAnsi="Calibri"/>
-          <w:color w:val="859FB4"/>
-          <w:sz w:val="17"/>
-          <w:szCs w:val="17"/>
-        </w:rPr>
-        <w:t xml:space="preserve">Office of the Prime Minister of Israel  ·  Jan 2017 – Oct 2020</w:t>
+          <w:sz w:val="17"/>
+          <w:szCs w:val="17"/>
+        </w:rPr>
+        <w:t xml:space="preserve">Designed and built 20+ client websites end-to-end: discovery, UX research, prototyping, development, and QA.</w:t>
       </w:r>
     </w:p>
     <w:p>
@@ -924,17 +859,78 @@
         <w:pStyle w:val="ListParagraph"/>
         <w:numPr>
           <w:ilvl w:val="0"/>
-          <w:numId w:val="1"/>
+          <w:numId w:val="2"/>
         </w:numPr>
-        <w:spacing w:after="30" w:before="0"/>
-        <w:ind w:left="240" w:hanging="160"/>
+        <w:spacing w:after="28" w:before="0"/>
       </w:pPr>
       <w:r>
         <w:rPr>
           <w:rFonts w:ascii="Calibri" w:cs="Calibri" w:eastAsia="Calibri" w:hAnsi="Calibri"/>
           <w:color w:val="19192E"/>
-          <w:sz w:val="18"/>
-          <w:szCs w:val="18"/>
+          <w:sz w:val="17"/>
+          <w:szCs w:val="17"/>
+        </w:rPr>
+        <w:t xml:space="preserve">Owned all motion and animation output — Lottie animations, GIFs, promotional videos, and animated social content.</w:t>
+      </w:r>
+    </w:p>
+    <w:p>
+      <w:pPr>
+        <w:tabs>
+          <w:tab w:val="right" w:pos="10800"/>
+        </w:tabs>
+        <w:spacing w:after="32" w:before="70"/>
+      </w:pPr>
+      <w:r>
+        <w:rPr>
+          <w:rFonts w:ascii="Calibri" w:cs="Calibri" w:eastAsia="Calibri" w:hAnsi="Calibri"/>
+          <w:color w:val="1B4F72"/>
+          <w:sz w:val="19"/>
+          <w:szCs w:val="19"/>
+        </w:rPr>
+        <w:t xml:space="preserve">Security Specialist</w:t>
+      </w:r>
+      <w:r>
+        <w:rPr>
+          <w:rFonts w:ascii="Calibri" w:cs="Calibri" w:eastAsia="Calibri" w:hAnsi="Calibri"/>
+          <w:color w:val="1B4F72"/>
+          <w:sz w:val="16"/>
+          <w:szCs w:val="16"/>
+        </w:rPr>
+        <w:t xml:space="preserve">  · Full time</w:t>
+      </w:r>
+      <w:r>
+        <w:rPr>
+          <w:rFonts w:ascii="Calibri" w:cs="Calibri" w:eastAsia="Calibri" w:hAnsi="Calibri"/>
+          <w:sz w:val="17"/>
+          <w:szCs w:val="17"/>
+        </w:rPr>
+        <w:t xml:space="preserve">	</w:t>
+      </w:r>
+      <w:r>
+        <w:rPr>
+          <w:rFonts w:ascii="Calibri" w:cs="Calibri" w:eastAsia="Calibri" w:hAnsi="Calibri"/>
+          <w:color w:val="4A5568"/>
+          <w:sz w:val="17"/>
+          <w:szCs w:val="17"/>
+        </w:rPr>
+        <w:t xml:space="preserve">Office of the Prime Minister of Israel  ·  Jan 2017 – Oct 2020</w:t>
+      </w:r>
+    </w:p>
+    <w:p>
+      <w:pPr>
+        <w:pStyle w:val="ListParagraph"/>
+        <w:numPr>
+          <w:ilvl w:val="0"/>
+          <w:numId w:val="2"/>
+        </w:numPr>
+        <w:spacing w:after="28" w:before="0"/>
+      </w:pPr>
+      <w:r>
+        <w:rPr>
+          <w:rFonts w:ascii="Calibri" w:cs="Calibri" w:eastAsia="Calibri" w:hAnsi="Calibri"/>
+          <w:color w:val="19192E"/>
+          <w:sz w:val="17"/>
+          <w:szCs w:val="17"/>
         </w:rPr>
         <w:t xml:space="preserve">Classified role requiring high-level security clearance, discretion, and close attention to detail.</w:t>
       </w:r>
@@ -942,36 +938,36 @@
     <w:p>
       <w:pPr>
         <w:pBdr>
-          <w:bottom w:val="single" w:color="E7EFF4" w:sz="4" w:space="1"/>
+          <w:bottom w:val="single" w:color="CBD5E0" w:sz="4" w:space="1"/>
         </w:pBdr>
-        <w:spacing w:after="80" w:before="0"/>
+        <w:spacing w:after="72" w:before="0"/>
       </w:pPr>
     </w:p>
     <w:tbl>
       <w:tblPr>
-        <w:tblW w:type="dxa" w:w="10656"/>
+        <w:tblW w:type="dxa" w:w="10800"/>
         <w:tblBorders>
-          <w:top w:val="none" w:color="FFFFFF" w:sz="0"/>
-          <w:left w:val="none" w:color="FFFFFF" w:sz="0"/>
-          <w:bottom w:val="none" w:color="FFFFFF" w:sz="0"/>
-          <w:right w:val="none" w:color="FFFFFF" w:sz="0"/>
+          <w:top w:val="none" w:color="auto" w:sz="0"/>
+          <w:left w:val="none" w:color="auto" w:sz="0"/>
+          <w:bottom w:val="none" w:color="auto" w:sz="0"/>
+          <w:right w:val="none" w:color="auto" w:sz="0"/>
           <w:insideH w:val="single" w:color="auto" w:sz="4"/>
           <w:insideV w:val="single" w:color="auto" w:sz="4"/>
         </w:tblBorders>
       </w:tblPr>
       <w:tblGrid>
-        <w:gridCol w:w="7400"/>
-        <w:gridCol w:w="3256"/>
+        <w:gridCol w:w="7600"/>
+        <w:gridCol w:w="3200"/>
       </w:tblGrid>
       <w:tr>
         <w:tc>
           <w:tcPr>
-            <w:tcW w:type="dxa" w:w="7400"/>
+            <w:tcW w:type="dxa" w:w="7600"/>
             <w:tcBorders>
-              <w:top w:val="none" w:color="FFFFFF" w:sz="0"/>
-              <w:left w:val="none" w:color="FFFFFF" w:sz="0"/>
-              <w:bottom w:val="none" w:color="FFFFFF" w:sz="0"/>
-              <w:right w:val="none" w:color="FFFFFF" w:sz="0"/>
+              <w:top w:val="none" w:color="auto" w:sz="0"/>
+              <w:left w:val="none" w:color="auto" w:sz="0"/>
+              <w:bottom w:val="none" w:color="auto" w:sz="0"/>
+              <w:right w:val="none" w:color="auto" w:sz="0"/>
             </w:tcBorders>
             <w:tcMar>
               <w:top w:type="dxa" w:w="0"/>
@@ -991,7 +987,7 @@
                 <w:b/>
                 <w:bCs/>
                 <w:color w:val="19192E"/>
-                <w:spacing w:val="40"/>
+                <w:spacing w:val="30"/>
                 <w:sz w:val="16"/>
                 <w:szCs w:val="16"/>
               </w:rPr>
@@ -1000,14 +996,14 @@
           </w:p>
           <w:p>
             <w:pPr>
-              <w:spacing w:after="20" w:before="0"/>
+              <w:spacing w:after="16" w:before="0"/>
             </w:pPr>
             <w:r>
               <w:rPr>
                 <w:rFonts w:ascii="Calibri" w:cs="Calibri" w:eastAsia="Calibri" w:hAnsi="Calibri"/>
                 <w:b/>
                 <w:bCs/>
-                <w:color w:val="5D87A8"/>
+                <w:color w:val="1B4F72"/>
                 <w:sz w:val="18"/>
                 <w:szCs w:val="18"/>
               </w:rPr>
@@ -1016,12 +1012,12 @@
           </w:p>
           <w:p>
             <w:pPr>
-              <w:spacing w:after="20" w:before="0"/>
-            </w:pPr>
-            <w:r>
-              <w:rPr>
-                <w:rFonts w:ascii="Calibri" w:cs="Calibri" w:eastAsia="Calibri" w:hAnsi="Calibri"/>
-                <w:color w:val="859FB4"/>
+              <w:spacing w:after="16" w:before="0"/>
+            </w:pPr>
+            <w:r>
+              <w:rPr>
+                <w:rFonts w:ascii="Calibri" w:cs="Calibri" w:eastAsia="Calibri" w:hAnsi="Calibri"/>
+                <w:color w:val="4A5568"/>
                 <w:sz w:val="17"/>
                 <w:szCs w:val="17"/>
               </w:rPr>
@@ -1045,12 +1041,12 @@
         </w:tc>
         <w:tc>
           <w:tcPr>
-            <w:tcW w:type="dxa" w:w="3256"/>
+            <w:tcW w:type="dxa" w:w="3200"/>
             <w:tcBorders>
-              <w:top w:val="none" w:color="FFFFFF" w:sz="0"/>
-              <w:left w:val="none" w:color="FFFFFF" w:sz="0"/>
-              <w:bottom w:val="none" w:color="FFFFFF" w:sz="0"/>
-              <w:right w:val="none" w:color="FFFFFF" w:sz="0"/>
+              <w:top w:val="none" w:color="auto" w:sz="0"/>
+              <w:left w:val="none" w:color="auto" w:sz="0"/>
+              <w:bottom w:val="none" w:color="auto" w:sz="0"/>
+              <w:right w:val="none" w:color="auto" w:sz="0"/>
             </w:tcBorders>
             <w:tcMar>
               <w:top w:type="dxa" w:w="0"/>
@@ -1070,7 +1066,7 @@
                 <w:b/>
                 <w:bCs/>
                 <w:color w:val="19192E"/>
-                <w:spacing w:val="40"/>
+                <w:spacing w:val="30"/>
                 <w:sz w:val="16"/>
                 <w:szCs w:val="16"/>
               </w:rPr>
@@ -1079,14 +1075,14 @@
           </w:p>
           <w:p>
             <w:pPr>
-              <w:spacing w:after="20" w:before="0"/>
+              <w:spacing w:after="16" w:before="0"/>
             </w:pPr>
             <w:r>
               <w:rPr>
                 <w:rFonts w:ascii="Calibri" w:cs="Calibri" w:eastAsia="Calibri" w:hAnsi="Calibri"/>
                 <w:b/>
                 <w:bCs/>
-                <w:color w:val="5D87A8"/>
+                <w:color w:val="1B4F72"/>
                 <w:sz w:val="18"/>
                 <w:szCs w:val="18"/>
               </w:rPr>
@@ -1095,7 +1091,7 @@
             <w:r>
               <w:rPr>
                 <w:rFonts w:ascii="Calibri" w:cs="Calibri" w:eastAsia="Calibri" w:hAnsi="Calibri"/>
-                <w:color w:val="859FB4"/>
+                <w:color w:val="4A5568"/>
                 <w:sz w:val="17"/>
                 <w:szCs w:val="17"/>
               </w:rPr>
@@ -1111,7 +1107,7 @@
                 <w:rFonts w:ascii="Calibri" w:cs="Calibri" w:eastAsia="Calibri" w:hAnsi="Calibri"/>
                 <w:b/>
                 <w:bCs/>
-                <w:color w:val="5D87A8"/>
+                <w:color w:val="1B4F72"/>
                 <w:sz w:val="18"/>
                 <w:szCs w:val="18"/>
               </w:rPr>
@@ -1120,7 +1116,7 @@
             <w:r>
               <w:rPr>
                 <w:rFonts w:ascii="Calibri" w:cs="Calibri" w:eastAsia="Calibri" w:hAnsi="Calibri"/>
-                <w:color w:val="859FB4"/>
+                <w:color w:val="4A5568"/>
                 <w:sz w:val="17"/>
                 <w:szCs w:val="17"/>
               </w:rPr>
@@ -1132,7 +1128,7 @@
     </w:tbl>
     <w:sectPr>
       <w:pgSz w:w="12240" w:h="15840" w:orient="portrait"/>
-      <w:pgMar w:top="648" w:right="792" w:bottom="648" w:left="792" w:header="708" w:footer="708" w:gutter="0"/>
+      <w:pgMar w:top="576" w:right="720" w:bottom="576" w:left="720" w:header="708" w:footer="708" w:gutter="0"/>
       <w:pgNumType/>
       <w:docGrid w:linePitch="360"/>
     </w:sectPr>
@@ -1312,18 +1308,24 @@
       <w:lvlText w:val="•"/>
       <w:lvlJc w:val="left"/>
       <w:pPr>
-        <w:ind w:left="240" w:hanging="160"/>
+        <w:ind w:left="240" w:hanging="180"/>
       </w:pPr>
       <w:rPr>
         <w:rFonts w:ascii="Calibri" w:cs="Calibri" w:eastAsia="Calibri" w:hAnsi="Calibri"/>
-        <w:color w:val="859FB4"/>
-        <w:sz w:val="18"/>
-        <w:szCs w:val="18"/>
+        <w:color w:val="4A5568"/>
+        <w:sz w:val="17"/>
+        <w:szCs w:val="17"/>
       </w:rPr>
     </w:lvl>
   </w:abstractNum>
   <w:num w:numId="1">
     <w:abstractNumId w:val="1"/>
+    <w:lvlOverride w:ilvl="0">
+      <w:startOverride w:val="1"/>
+    </w:lvlOverride>
+  </w:num>
+  <w:num w:numId="2">
+    <w:abstractNumId w:val="2"/>
     <w:lvlOverride w:ilvl="0">
       <w:startOverride w:val="1"/>
     </w:lvlOverride>

--- a/Assets/CV/Ori_Cohen_CV.docx
+++ b/Assets/CV/Ori_Cohen_CV.docx
@@ -54,7 +54,7 @@
         </w:rPr>
         <w:t xml:space="preserve">   |   </w:t>
       </w:r>
-      <w:hyperlink w:history="1" r:id="rIduwf-3gtplwtggcqvdmbse">
+      <w:hyperlink w:history="1" r:id="rIdjvhdykanb-elukw8inp84">
         <w:r>
           <w:rPr>
             <w:rFonts w:ascii="Calibri" w:cs="Calibri" w:eastAsia="Calibri" w:hAnsi="Calibri"/>
@@ -74,7 +74,7 @@
         </w:rPr>
         <w:t xml:space="preserve">   |   </w:t>
       </w:r>
-      <w:hyperlink w:history="1" r:id="rId5z8k3lkko8cpue7zlao9o">
+      <w:hyperlink w:history="1" r:id="rId1unzacs1pucew50vquyle">
         <w:r>
           <w:rPr>
             <w:rFonts w:ascii="Calibri" w:cs="Calibri" w:eastAsia="Calibri" w:hAnsi="Calibri"/>
@@ -94,7 +94,7 @@
         </w:rPr>
         <w:t xml:space="preserve">   |   </w:t>
       </w:r>
-      <w:hyperlink w:history="1" r:id="rId73zl3-4dgq9mmzgnvu4ow">
+      <w:hyperlink w:history="1" r:id="rId4ebcki9najkp84jyrspgu">
         <w:r>
           <w:rPr>
             <w:rFonts w:ascii="Calibri" w:cs="Calibri" w:eastAsia="Calibri" w:hAnsi="Calibri"/>
@@ -142,7 +142,7 @@
           <w:sz w:val="18"/>
           <w:szCs w:val="18"/>
         </w:rPr>
-        <w:t xml:space="preserve">Product Designer and Design Team Lead with 5+ years of experience building enterprise products end-to-end. I own the full design process - from discovery and user research to final delivery - and bring the same level of care to strategy and execution. Currently leading a team of designers at Verint, driving mobile UX and new product features.</w:t>
+        <w:t xml:space="preserve">Product Designer and Design Team Lead with 5+ years building enterprise products end-to-end - from discovery and user research to final delivery. Currently leading a team of designers at Verint, driving mobile UX, design systems, and new product features.</w:t>
       </w:r>
     </w:p>
     <w:p>
@@ -353,7 +353,7 @@
           <w:sz w:val="17"/>
           <w:szCs w:val="17"/>
         </w:rPr>
-        <w:t xml:space="preserve">Conducted user research and interviews to inform design decisions and validate concepts throughout the product lifecycle.</w:t>
+        <w:t xml:space="preserve">Conducted user research, usability testing, and interviews to inform design decisions and validate concepts throughout the product lifecycle.</w:t>
       </w:r>
     </w:p>
     <w:p>
@@ -585,7 +585,7 @@
                 <w:sz w:val="17"/>
                 <w:szCs w:val="17"/>
               </w:rPr>
-              <w:t xml:space="preserve">Product Discovery  •  User Research &amp; Interviews  •  Design Systems  •  Accessibility (WCAG 2.1)  •  Mobile UX  •  Wireframing &amp; Prototyping  •  Figma-to-Code  •  Motion Design  •  Team Leadership</w:t>
+              <w:t xml:space="preserve">Product Discovery  •  User Research &amp; Interviews  •  Usability Testing  •  Design Systems  •  Accessibility (WCAG 2.1)  •  Mobile UX  •  Wireframing &amp; Prototyping  •  Figma-to-Code  •  Motion Design  •  Team Leadership</w:t>
             </w:r>
           </w:p>
           <w:p>
